--- a/content/Bios/Richard_Dick_Reininger.docx
+++ b/content/Bios/Richard_Dick_Reininger.docx
@@ -1,162 +1,8 @@
 
 <file path=word/document.xml><?xml version="1.0" encoding="utf-8"?>
-<w:document xmlns:w14="http://schemas.microsoft.com/office/word/2010/wordml" xmlns:wp14="http://schemas.microsoft.com/office/word/2010/wordprocessingDrawing" xmlns:w="http://schemas.openxmlformats.org/wordprocessingml/2006/main" xmlns:m="http://schemas.openxmlformats.org/officeDocument/2006/math" xmlns:r="http://schemas.openxmlformats.org/officeDocument/2006/relationships" xmlns:o="urn:schemas-microsoft-com:office:office" xmlns:v="urn:schemas-microsoft-com:vml" xmlns:w10="urn:schemas-microsoft-com:office:word" xmlns:a="http://schemas.openxmlformats.org/drawingml/2006/main" xmlns:pic="http://schemas.openxmlformats.org/drawingml/2006/picture" xmlns:wp="http://schemas.openxmlformats.org/drawingml/2006/wordprocessingDrawing" xmlns:mc="http://schemas.openxmlformats.org/markup-compatibility/2006" mc:Ignorable="w14 wp14">
+<w:document xmlns:ns1="http://schemas.openxmlformats.org/markup-compatibility/2006" xmlns:ns2="http://schemas.microsoft.com/office/word/2010/wordml" xmlns:ns3="http://schemas.openxmlformats.org/officeDocument/2006/relationships" xmlns:w="http://schemas.openxmlformats.org/wordprocessingml/2006/main" ns1:Ignorable="w14 wp14">
   <w:body>
-    <w:p xmlns:wp14="http://schemas.microsoft.com/office/word/2010/wordml" wp14:textId="77777777">
-      <w:pPr>
-        <w:pStyle w:val="FirstParagraph"/>
-      </w:pPr>
-      <w:r>
-        <w:rPr/>
-        <w:t>2016 Hall of Fame Inductee Richard ‘Dick’ Reininger – Brighton</w:t>
-      </w:r>
-      <w:r>
-        <w:rPr/>
-        <w:t xml:space="preserve"> </w:t>
-      </w:r>
-      <w:r>
-        <w:rPr/>
-        <w:t>Originally from Johnstown, PA, Dick has served as a distinguished official in a</w:t>
-      </w:r>
-      <w:r>
-        <w:rPr/>
-        <w:t xml:space="preserve"> </w:t>
-      </w:r>
-      <w:r>
-        <w:rPr/>
-        <w:t>variety of sports. In addition to umpiring baseball and softball, he has officiated</w:t>
-      </w:r>
-      <w:r>
-        <w:rPr/>
-        <w:t xml:space="preserve"> </w:t>
-      </w:r>
-      <w:r>
-        <w:rPr/>
-        <w:t xml:space="preserve">football, basketball, volleyball and </w:t>
-      </w:r>
-      <w:r>
-        <w:rPr/>
-        <w:t>almost roller</w:t>
-      </w:r>
-      <w:r>
-        <w:rPr/>
-        <w:t xml:space="preserve"> derby.</w:t>
-      </w:r>
-      <w:r>
-        <w:rPr/>
-        <w:t xml:space="preserve"> </w:t>
-      </w:r>
-      <w:r>
-        <w:rPr/>
-        <w:t xml:space="preserve">He had the honor of </w:t>
-      </w:r>
-      <w:r>
-        <w:rPr/>
-        <w:t>working</w:t>
-      </w:r>
-      <w:r>
-        <w:rPr/>
-        <w:t xml:space="preserve"> the first game at Jefferson County Stadium and at</w:t>
-      </w:r>
-      <w:r>
-        <w:rPr/>
-        <w:t xml:space="preserve"> </w:t>
-      </w:r>
-      <w:r>
-        <w:rPr/>
-        <w:t>Prairie View High School. Dick also raised an umpire family and has worked the</w:t>
-      </w:r>
-      <w:r>
-        <w:rPr/>
-        <w:t xml:space="preserve"> </w:t>
-      </w:r>
-      <w:r>
-        <w:rPr/>
-        <w:t>State All Star game twice with his sons Craig and Travis.</w:t>
-      </w:r>
-      <w:r>
-        <w:rPr/>
-        <w:t xml:space="preserve"> </w:t>
-      </w:r>
-      <w:r>
-        <w:rPr/>
-        <w:t>Dick was the primary CHSBUA umpire educator for many years. In addition to</w:t>
-      </w:r>
-      <w:r>
-        <w:rPr/>
-        <w:t xml:space="preserve"> </w:t>
-      </w:r>
-      <w:r>
-        <w:rPr/>
-        <w:t>leading the instruction for new umpires in the Denver area, he taught clinics</w:t>
-      </w:r>
-      <w:r>
-        <w:rPr/>
-        <w:t xml:space="preserve"> </w:t>
-      </w:r>
-      <w:r>
-        <w:rPr/>
-        <w:t>throughout the state concentrating on Northern Colorado and including Aspen</w:t>
-      </w:r>
-      <w:r>
-        <w:rPr/>
-        <w:t xml:space="preserve"> </w:t>
-      </w:r>
-      <w:r>
-        <w:rPr/>
-        <w:t>(during ski season).</w:t>
-      </w:r>
-      <w:r>
-        <w:rPr/>
-        <w:t xml:space="preserve"> </w:t>
-      </w:r>
-      <w:r>
-        <w:rPr/>
-        <w:t>His other contributions to education include teaching at AIMS Community College</w:t>
-      </w:r>
-      <w:r>
-        <w:rPr/>
-        <w:t xml:space="preserve"> </w:t>
-      </w:r>
-      <w:r>
-        <w:rPr/>
-        <w:t>and he served his community as a City Councilman in Brighton, Colorado for eight</w:t>
-      </w:r>
-      <w:r>
-        <w:rPr/>
-        <w:t xml:space="preserve"> </w:t>
-      </w:r>
-      <w:r>
-        <w:rPr/>
-        <w:t>years.</w:t>
-      </w:r>
-    </w:p>
-    <w:p w14:noSpellErr="1">
-      <w:pPr>
-        <w:pStyle w:val="BodyText"/>
-      </w:pPr>
-    </w:p>
-    <w:p>
-      <w:pPr>
-        <w:pStyle w:val="Heading2"/>
-        <w:spacing w:before="261" w:beforeAutospacing="off" w:after="261" w:afterAutospacing="off" w:line="300" w:lineRule="auto"/>
-      </w:pPr>
-      <w:r>
-        <w:rPr>
-          <w:rFonts w:ascii="Segoe UI" w:hAnsi="Segoe UI" w:eastAsia="Segoe UI" w:cs="Segoe UI"/>
-          <w:b w:val="1"/>
-          <w:bCs w:val="1"/>
-          <w:i w:val="0"/>
-          <w:iCs w:val="0"/>
-          <w:noProof w:val="0"/>
-          <w:sz w:val="31"/>
-          <w:szCs w:val="31"/>
-          <w:lang w:val="en-US"/>
-        </w:rPr>
-        <w:t>Revised Biography: Richard “Dick” Reininger</w:t>
-      </w:r>
-    </w:p>
-    <w:p>
+    <w:p ns2:paraId="08C2956E" ns2:textId="32FF415D">
       <w:pPr>
         <w:spacing w:before="210" w:beforeAutospacing="off" w:after="210" w:afterAutospacing="off" w:line="300" w:lineRule="auto"/>
       </w:pPr>
@@ -175,7 +21,7 @@
         <w:t>2016 Hall of Fame Inductee – Richard “Dick” Reininger (Brighton)</w:t>
       </w:r>
     </w:p>
-    <w:p>
+    <w:p ns2:paraId="349302EB" ns2:textId="2D7C212C">
       <w:pPr>
         <w:spacing w:before="210" w:beforeAutospacing="off" w:after="210" w:afterAutospacing="off" w:line="300" w:lineRule="auto"/>
         <w:rPr>
@@ -457,7 +303,7 @@
         <w:t>.</w:t>
       </w:r>
     </w:p>
-    <w:p>
+    <w:p ns2:paraId="72860313" ns2:textId="2A7DBC28">
       <w:pPr>
         <w:spacing w:before="210" w:beforeAutospacing="off" w:after="210" w:afterAutospacing="off" w:line="300" w:lineRule="auto"/>
         <w:rPr>
@@ -486,7 +332,7 @@
         </w:rPr>
         <w:t xml:space="preserve">Dick had the honor of working the first-ever game at </w:t>
       </w:r>
-      <w:hyperlink r:id="Rb0fc64b39c2b4e7c">
+      <w:hyperlink ns3:id="Rb0fc64b39c2b4e7c">
         <w:r>
           <w:rPr>
             <w:rStyle w:val="Hyperlink"/>
@@ -517,7 +363,7 @@
         </w:rPr>
         <w:t xml:space="preserve"> as well as the inaugural game at </w:t>
       </w:r>
-      <w:hyperlink r:id="R4b6b45e9990f4b4f">
+      <w:hyperlink ns3:id="R4b6b45e9990f4b4f">
         <w:r>
           <w:rPr>
             <w:rStyle w:val="Hyperlink"/>
@@ -675,7 +521,7 @@
         <w:t>.</w:t>
       </w:r>
     </w:p>
-    <w:p>
+    <w:p ns2:paraId="599AE8D1" ns2:textId="5FA45CA6">
       <w:pPr>
         <w:spacing w:before="210" w:beforeAutospacing="off" w:after="210" w:afterAutospacing="off" w:line="300" w:lineRule="auto"/>
         <w:rPr>
@@ -704,7 +550,7 @@
         </w:rPr>
         <w:t xml:space="preserve">For many years, Dick was the primary umpire educator for </w:t>
       </w:r>
-      <w:hyperlink r:id="R10f280064e2a4241">
+      <w:hyperlink ns3:id="R10f280064e2a4241">
         <w:r>
           <w:rPr>
             <w:rStyle w:val="Hyperlink"/>
@@ -848,7 +694,7 @@
         <w:t xml:space="preserve"> season.</w:t>
       </w:r>
     </w:p>
-    <w:p>
+    <w:p ns2:paraId="199892F1" ns2:textId="0BD67C3E">
       <w:pPr>
         <w:spacing w:before="210" w:beforeAutospacing="off" w:after="210" w:afterAutospacing="off" w:line="300" w:lineRule="auto"/>
         <w:rPr>
@@ -877,7 +723,7 @@
         </w:rPr>
         <w:t xml:space="preserve">Dick’s commitment to education extended beyond officiating. He taught at </w:t>
       </w:r>
-      <w:hyperlink r:id="Rf217fe8bd5a74e1a">
+      <w:hyperlink ns3:id="Rf217fe8bd5a74e1a">
         <w:r>
           <w:rPr>
             <w:rStyle w:val="Hyperlink"/>
@@ -993,7 +839,7 @@
         <w:t>or eight years.</w:t>
       </w:r>
     </w:p>
-    <w:p>
+    <w:p ns2:paraId="49810493" ns2:textId="0889BE14">
       <w:pPr>
         <w:pStyle w:val="BodyText"/>
       </w:pPr>
